--- a/Problem Identification Assignments.docx
+++ b/Problem Identification Assignments.docx
@@ -45,15 +45,7 @@
         <w:t>Develop an employee attrition prediction system using machine learning. Train a classification model with employee datas like salary, promotion, overtime, job satisfaction</w:t>
       </w:r>
       <w:r>
-        <w:t xml:space="preserve"> and </w:t>
-      </w:r>
-      <w:proofErr w:type="spellStart"/>
-      <w:r>
-        <w:t>predicat</w:t>
-      </w:r>
-      <w:proofErr w:type="spellEnd"/>
-      <w:r>
-        <w:t xml:space="preserve"> whether the employee is going to resign or not.</w:t>
+        <w:t xml:space="preserve"> and predict whether the employee is going to resign or not.</w:t>
       </w:r>
     </w:p>
     <w:p>
@@ -202,7 +194,6 @@
       <w:tblPr>
         <w:tblStyle w:val="PlainTable3"/>
         <w:tblW w:w="10910" w:type="dxa"/>
-        <w:jc w:val="center"/>
         <w:tblBorders>
           <w:top w:val="single" w:sz="4" w:space="0" w:color="auto"/>
           <w:left w:val="single" w:sz="4" w:space="0" w:color="auto"/>
@@ -215,8 +206,8 @@
         <w:tblLook w:val="04A0" w:firstRow="1" w:lastRow="0" w:firstColumn="1" w:lastColumn="0" w:noHBand="0" w:noVBand="1"/>
       </w:tblPr>
       <w:tblGrid>
-        <w:gridCol w:w="932"/>
-        <w:gridCol w:w="1337"/>
+        <w:gridCol w:w="988"/>
+        <w:gridCol w:w="1281"/>
         <w:gridCol w:w="1003"/>
         <w:gridCol w:w="2297"/>
         <w:gridCol w:w="2081"/>
@@ -227,12 +218,11 @@
         <w:trPr>
           <w:cnfStyle w:val="100000000000" w:firstRow="1" w:lastRow="0" w:firstColumn="0" w:lastColumn="0" w:oddVBand="0" w:evenVBand="0" w:oddHBand="0" w:evenHBand="0" w:firstRowFirstColumn="0" w:firstRowLastColumn="0" w:lastRowFirstColumn="0" w:lastRowLastColumn="0"/>
           <w:trHeight w:val="395"/>
-          <w:jc w:val="center"/>
         </w:trPr>
         <w:tc>
           <w:tcPr>
             <w:cnfStyle w:val="001000000100" w:firstRow="0" w:lastRow="0" w:firstColumn="1" w:lastColumn="0" w:oddVBand="0" w:evenVBand="0" w:oddHBand="0" w:evenHBand="0" w:firstRowFirstColumn="1" w:firstRowLastColumn="0" w:lastRowFirstColumn="0" w:lastRowLastColumn="0"/>
-            <w:tcW w:w="932" w:type="dxa"/>
+            <w:tcW w:w="988" w:type="dxa"/>
             <w:tcBorders>
               <w:bottom w:val="none" w:sz="0" w:space="0" w:color="auto"/>
               <w:right w:val="none" w:sz="0" w:space="0" w:color="auto"/>
@@ -240,7 +230,7 @@
           </w:tcPr>
           <w:p>
             <w:pPr>
-              <w:spacing w:line="276" w:lineRule="auto"/>
+              <w:spacing w:line="360" w:lineRule="auto"/>
               <w:rPr>
                 <w:rFonts w:ascii="Arial" w:hAnsi="Arial" w:cs="Arial"/>
                 <w:sz w:val="16"/>
@@ -259,14 +249,14 @@
         </w:tc>
         <w:tc>
           <w:tcPr>
-            <w:tcW w:w="1337" w:type="dxa"/>
+            <w:tcW w:w="1281" w:type="dxa"/>
             <w:tcBorders>
               <w:bottom w:val="none" w:sz="0" w:space="0" w:color="auto"/>
             </w:tcBorders>
           </w:tcPr>
           <w:p>
             <w:pPr>
-              <w:spacing w:line="276" w:lineRule="auto"/>
+              <w:spacing w:line="360" w:lineRule="auto"/>
               <w:ind w:left="36"/>
               <w:cnfStyle w:val="100000000000" w:firstRow="1" w:lastRow="0" w:firstColumn="0" w:lastColumn="0" w:oddVBand="0" w:evenVBand="0" w:oddHBand="0" w:evenHBand="0" w:firstRowFirstColumn="0" w:firstRowLastColumn="0" w:lastRowFirstColumn="0" w:lastRowLastColumn="0"/>
               <w:rPr>
@@ -297,7 +287,7 @@
           </w:tcPr>
           <w:p>
             <w:pPr>
-              <w:spacing w:line="276" w:lineRule="auto"/>
+              <w:spacing w:line="360" w:lineRule="auto"/>
               <w:cnfStyle w:val="100000000000" w:firstRow="1" w:lastRow="0" w:firstColumn="0" w:lastColumn="0" w:oddVBand="0" w:evenVBand="0" w:oddHBand="0" w:evenHBand="0" w:firstRowFirstColumn="0" w:firstRowLastColumn="0" w:lastRowFirstColumn="0" w:lastRowLastColumn="0"/>
               <w:rPr>
                 <w:rFonts w:ascii="Arial" w:hAnsi="Arial" w:cs="Arial"/>
@@ -324,7 +314,7 @@
           </w:tcPr>
           <w:p>
             <w:pPr>
-              <w:spacing w:line="276" w:lineRule="auto"/>
+              <w:spacing w:line="360" w:lineRule="auto"/>
               <w:cnfStyle w:val="100000000000" w:firstRow="1" w:lastRow="0" w:firstColumn="0" w:lastColumn="0" w:oddVBand="0" w:evenVBand="0" w:oddHBand="0" w:evenHBand="0" w:firstRowFirstColumn="0" w:firstRowLastColumn="0" w:lastRowFirstColumn="0" w:lastRowLastColumn="0"/>
               <w:rPr>
                 <w:rFonts w:ascii="Arial" w:hAnsi="Arial" w:cs="Arial"/>
@@ -354,7 +344,7 @@
           </w:tcPr>
           <w:p>
             <w:pPr>
-              <w:spacing w:line="276" w:lineRule="auto"/>
+              <w:spacing w:line="360" w:lineRule="auto"/>
               <w:cnfStyle w:val="100000000000" w:firstRow="1" w:lastRow="0" w:firstColumn="0" w:lastColumn="0" w:oddVBand="0" w:evenVBand="0" w:oddHBand="0" w:evenHBand="0" w:firstRowFirstColumn="0" w:firstRowLastColumn="0" w:lastRowFirstColumn="0" w:lastRowLastColumn="0"/>
               <w:rPr>
                 <w:rFonts w:ascii="Arial" w:hAnsi="Arial" w:cs="Arial"/>
@@ -381,10 +371,13 @@
           </w:tcPr>
           <w:p>
             <w:pPr>
-              <w:spacing w:line="276" w:lineRule="auto"/>
+              <w:spacing w:line="360" w:lineRule="auto"/>
               <w:cnfStyle w:val="100000000000" w:firstRow="1" w:lastRow="0" w:firstColumn="0" w:lastColumn="0" w:oddVBand="0" w:evenVBand="0" w:oddHBand="0" w:evenHBand="0" w:firstRowFirstColumn="0" w:firstRowLastColumn="0" w:lastRowFirstColumn="0" w:lastRowLastColumn="0"/>
               <w:rPr>
                 <w:rFonts w:ascii="Arial" w:hAnsi="Arial" w:cs="Arial"/>
+                <w:b w:val="0"/>
+                <w:bCs w:val="0"/>
+                <w:caps w:val="0"/>
                 <w:sz w:val="16"/>
                 <w:szCs w:val="16"/>
               </w:rPr>
@@ -396,6 +389,25 @@
                 <w:szCs w:val="16"/>
               </w:rPr>
               <w:t>job satisfaction</w:t>
+            </w:r>
+          </w:p>
+          <w:p>
+            <w:pPr>
+              <w:spacing w:line="360" w:lineRule="auto"/>
+              <w:cnfStyle w:val="100000000000" w:firstRow="1" w:lastRow="0" w:firstColumn="0" w:lastColumn="0" w:oddVBand="0" w:evenVBand="0" w:oddHBand="0" w:evenHBand="0" w:firstRowFirstColumn="0" w:firstRowLastColumn="0" w:lastRowFirstColumn="0" w:lastRowLastColumn="0"/>
+              <w:rPr>
+                <w:rFonts w:ascii="Arial" w:hAnsi="Arial" w:cs="Arial"/>
+                <w:sz w:val="16"/>
+                <w:szCs w:val="16"/>
+              </w:rPr>
+            </w:pPr>
+            <w:r>
+              <w:rPr>
+                <w:rFonts w:ascii="Arial" w:hAnsi="Arial" w:cs="Arial"/>
+                <w:sz w:val="16"/>
+                <w:szCs w:val="16"/>
+              </w:rPr>
+              <w:t>LEVEL</w:t>
             </w:r>
           </w:p>
         </w:tc>
@@ -408,7 +420,7 @@
           </w:tcPr>
           <w:p>
             <w:pPr>
-              <w:spacing w:line="276" w:lineRule="auto"/>
+              <w:spacing w:line="360" w:lineRule="auto"/>
               <w:cnfStyle w:val="100000000000" w:firstRow="1" w:lastRow="0" w:firstColumn="0" w:lastColumn="0" w:oddVBand="0" w:evenVBand="0" w:oddHBand="0" w:evenHBand="0" w:firstRowFirstColumn="0" w:firstRowLastColumn="0" w:lastRowFirstColumn="0" w:lastRowLastColumn="0"/>
               <w:rPr>
                 <w:rFonts w:ascii="Arial" w:hAnsi="Arial" w:cs="Arial"/>
@@ -431,21 +443,23 @@
         <w:trPr>
           <w:cnfStyle w:val="000000100000" w:firstRow="0" w:lastRow="0" w:firstColumn="0" w:lastColumn="0" w:oddVBand="0" w:evenVBand="0" w:oddHBand="1" w:evenHBand="0" w:firstRowFirstColumn="0" w:firstRowLastColumn="0" w:lastRowFirstColumn="0" w:lastRowLastColumn="0"/>
           <w:trHeight w:val="597"/>
-          <w:jc w:val="center"/>
         </w:trPr>
         <w:tc>
           <w:tcPr>
             <w:cnfStyle w:val="001000000000" w:firstRow="0" w:lastRow="0" w:firstColumn="1" w:lastColumn="0" w:oddVBand="0" w:evenVBand="0" w:oddHBand="0" w:evenHBand="0" w:firstRowFirstColumn="0" w:firstRowLastColumn="0" w:lastRowFirstColumn="0" w:lastRowLastColumn="0"/>
-            <w:tcW w:w="932" w:type="dxa"/>
+            <w:tcW w:w="988" w:type="dxa"/>
             <w:tcBorders>
               <w:right w:val="none" w:sz="0" w:space="0" w:color="auto"/>
             </w:tcBorders>
           </w:tcPr>
           <w:p>
             <w:pPr>
-              <w:spacing w:line="276" w:lineRule="auto"/>
-              <w:rPr>
-                <w:rFonts w:ascii="Arial" w:hAnsi="Arial" w:cs="Arial"/>
+              <w:spacing w:line="360" w:lineRule="auto"/>
+              <w:rPr>
+                <w:rFonts w:ascii="Arial" w:hAnsi="Arial" w:cs="Arial"/>
+                <w:b w:val="0"/>
+                <w:bCs w:val="0"/>
+                <w:caps w:val="0"/>
                 <w:sz w:val="16"/>
                 <w:szCs w:val="16"/>
               </w:rPr>
@@ -458,15 +472,52 @@
               </w:rPr>
               <w:t xml:space="preserve">  </w:t>
             </w:r>
+            <w:r>
+              <w:rPr>
+                <w:rFonts w:ascii="Arial" w:hAnsi="Arial" w:cs="Arial"/>
+                <w:sz w:val="16"/>
+                <w:szCs w:val="16"/>
+              </w:rPr>
+              <w:t>E0001</w:t>
+            </w:r>
+          </w:p>
+          <w:p>
+            <w:pPr>
+              <w:spacing w:line="360" w:lineRule="auto"/>
+              <w:rPr>
+                <w:rFonts w:ascii="Arial" w:hAnsi="Arial" w:cs="Arial"/>
+                <w:sz w:val="16"/>
+                <w:szCs w:val="16"/>
+              </w:rPr>
+            </w:pPr>
           </w:p>
         </w:tc>
         <w:tc>
           <w:tcPr>
-            <w:tcW w:w="1337" w:type="dxa"/>
+            <w:tcW w:w="1281" w:type="dxa"/>
           </w:tcPr>
           <w:p>
             <w:pPr>
-              <w:spacing w:line="276" w:lineRule="auto"/>
+              <w:spacing w:line="360" w:lineRule="auto"/>
+              <w:cnfStyle w:val="000000100000" w:firstRow="0" w:lastRow="0" w:firstColumn="0" w:lastColumn="0" w:oddVBand="0" w:evenVBand="0" w:oddHBand="1" w:evenHBand="0" w:firstRowFirstColumn="0" w:firstRowLastColumn="0" w:lastRowFirstColumn="0" w:lastRowLastColumn="0"/>
+              <w:rPr>
+                <w:rFonts w:ascii="Arial" w:hAnsi="Arial" w:cs="Arial"/>
+                <w:sz w:val="16"/>
+                <w:szCs w:val="16"/>
+              </w:rPr>
+            </w:pPr>
+            <w:r>
+              <w:rPr>
+                <w:rFonts w:ascii="Arial" w:hAnsi="Arial" w:cs="Arial"/>
+                <w:sz w:val="16"/>
+                <w:szCs w:val="16"/>
+              </w:rPr>
+              <w:t>VIGNESH</w:t>
+            </w:r>
+          </w:p>
+          <w:p>
+            <w:pPr>
+              <w:spacing w:line="360" w:lineRule="auto"/>
               <w:cnfStyle w:val="000000100000" w:firstRow="0" w:lastRow="0" w:firstColumn="0" w:lastColumn="0" w:oddVBand="0" w:evenVBand="0" w:oddHBand="1" w:evenHBand="0" w:firstRowFirstColumn="0" w:firstRowLastColumn="0" w:lastRowFirstColumn="0" w:lastRowLastColumn="0"/>
               <w:rPr>
                 <w:rFonts w:ascii="Arial" w:hAnsi="Arial" w:cs="Arial"/>
@@ -485,7 +536,32 @@
           </w:tcPr>
           <w:p>
             <w:pPr>
-              <w:spacing w:line="276" w:lineRule="auto"/>
+              <w:spacing w:line="360" w:lineRule="auto"/>
+              <w:cnfStyle w:val="000000100000" w:firstRow="0" w:lastRow="0" w:firstColumn="0" w:lastColumn="0" w:oddVBand="0" w:evenVBand="0" w:oddHBand="1" w:evenHBand="0" w:firstRowFirstColumn="0" w:firstRowLastColumn="0" w:lastRowFirstColumn="0" w:lastRowLastColumn="0"/>
+              <w:rPr>
+                <w:rFonts w:ascii="Arial" w:hAnsi="Arial" w:cs="Arial"/>
+                <w:b/>
+                <w:bCs/>
+                <w:caps/>
+                <w:sz w:val="16"/>
+                <w:szCs w:val="16"/>
+              </w:rPr>
+            </w:pPr>
+            <w:r>
+              <w:rPr>
+                <w:rFonts w:ascii="Arial" w:hAnsi="Arial" w:cs="Arial"/>
+                <w:b/>
+                <w:bCs/>
+                <w:caps/>
+                <w:sz w:val="16"/>
+                <w:szCs w:val="16"/>
+              </w:rPr>
+              <w:t>80000</w:t>
+            </w:r>
+          </w:p>
+          <w:p>
+            <w:pPr>
+              <w:spacing w:line="360" w:lineRule="auto"/>
               <w:cnfStyle w:val="000000100000" w:firstRow="0" w:lastRow="0" w:firstColumn="0" w:lastColumn="0" w:oddVBand="0" w:evenVBand="0" w:oddHBand="1" w:evenHBand="0" w:firstRowFirstColumn="0" w:firstRowLastColumn="0" w:lastRowFirstColumn="0" w:lastRowLastColumn="0"/>
               <w:rPr>
                 <w:rFonts w:ascii="Arial" w:hAnsi="Arial" w:cs="Arial"/>
@@ -504,7 +580,7 @@
           </w:tcPr>
           <w:p>
             <w:pPr>
-              <w:spacing w:line="276" w:lineRule="auto"/>
+              <w:spacing w:line="360" w:lineRule="auto"/>
               <w:cnfStyle w:val="000000100000" w:firstRow="0" w:lastRow="0" w:firstColumn="0" w:lastColumn="0" w:oddVBand="0" w:evenVBand="0" w:oddHBand="1" w:evenHBand="0" w:firstRowFirstColumn="0" w:firstRowLastColumn="0" w:lastRowFirstColumn="0" w:lastRowLastColumn="0"/>
               <w:rPr>
                 <w:rFonts w:ascii="Arial" w:hAnsi="Arial" w:cs="Arial"/>
@@ -515,6 +591,28 @@
                 <w:szCs w:val="16"/>
               </w:rPr>
             </w:pPr>
+            <w:r>
+              <w:rPr>
+                <w:rFonts w:ascii="Arial" w:hAnsi="Arial" w:cs="Arial"/>
+                <w:b/>
+                <w:bCs/>
+                <w:caps/>
+                <w:sz w:val="16"/>
+                <w:szCs w:val="16"/>
+              </w:rPr>
+              <w:t xml:space="preserve">      </w:t>
+            </w:r>
+            <w:r>
+              <w:rPr>
+                <w:rFonts w:ascii="Arial" w:hAnsi="Arial" w:cs="Arial"/>
+                <w:b/>
+                <w:bCs/>
+                <w:caps/>
+                <w:sz w:val="16"/>
+                <w:szCs w:val="16"/>
+              </w:rPr>
+              <w:t>5</w:t>
+            </w:r>
           </w:p>
         </w:tc>
         <w:tc>
@@ -523,7 +621,32 @@
           </w:tcPr>
           <w:p>
             <w:pPr>
-              <w:spacing w:line="276" w:lineRule="auto"/>
+              <w:spacing w:line="360" w:lineRule="auto"/>
+              <w:cnfStyle w:val="000000100000" w:firstRow="0" w:lastRow="0" w:firstColumn="0" w:lastColumn="0" w:oddVBand="0" w:evenVBand="0" w:oddHBand="1" w:evenHBand="0" w:firstRowFirstColumn="0" w:firstRowLastColumn="0" w:lastRowFirstColumn="0" w:lastRowLastColumn="0"/>
+              <w:rPr>
+                <w:rFonts w:ascii="Arial" w:hAnsi="Arial" w:cs="Arial"/>
+                <w:b/>
+                <w:bCs/>
+                <w:caps/>
+                <w:sz w:val="16"/>
+                <w:szCs w:val="16"/>
+              </w:rPr>
+            </w:pPr>
+            <w:r>
+              <w:rPr>
+                <w:rFonts w:ascii="Arial" w:hAnsi="Arial" w:cs="Arial"/>
+                <w:b/>
+                <w:bCs/>
+                <w:caps/>
+                <w:sz w:val="16"/>
+                <w:szCs w:val="16"/>
+              </w:rPr>
+              <w:t>YES</w:t>
+            </w:r>
+          </w:p>
+          <w:p>
+            <w:pPr>
+              <w:spacing w:line="360" w:lineRule="auto"/>
               <w:cnfStyle w:val="000000100000" w:firstRow="0" w:lastRow="0" w:firstColumn="0" w:lastColumn="0" w:oddVBand="0" w:evenVBand="0" w:oddHBand="1" w:evenHBand="0" w:firstRowFirstColumn="0" w:firstRowLastColumn="0" w:lastRowFirstColumn="0" w:lastRowLastColumn="0"/>
               <w:rPr>
                 <w:rFonts w:ascii="Arial" w:hAnsi="Arial" w:cs="Arial"/>
@@ -542,7 +665,32 @@
           </w:tcPr>
           <w:p>
             <w:pPr>
-              <w:spacing w:line="276" w:lineRule="auto"/>
+              <w:spacing w:line="360" w:lineRule="auto"/>
+              <w:cnfStyle w:val="000000100000" w:firstRow="0" w:lastRow="0" w:firstColumn="0" w:lastColumn="0" w:oddVBand="0" w:evenVBand="0" w:oddHBand="1" w:evenHBand="0" w:firstRowFirstColumn="0" w:firstRowLastColumn="0" w:lastRowFirstColumn="0" w:lastRowLastColumn="0"/>
+              <w:rPr>
+                <w:rFonts w:ascii="Arial" w:hAnsi="Arial" w:cs="Arial"/>
+                <w:b/>
+                <w:bCs/>
+                <w:caps/>
+                <w:sz w:val="16"/>
+                <w:szCs w:val="16"/>
+              </w:rPr>
+            </w:pPr>
+            <w:r>
+              <w:rPr>
+                <w:rFonts w:ascii="Arial" w:hAnsi="Arial" w:cs="Arial"/>
+                <w:b/>
+                <w:bCs/>
+                <w:caps/>
+                <w:sz w:val="16"/>
+                <w:szCs w:val="16"/>
+              </w:rPr>
+              <w:t>HIGH</w:t>
+            </w:r>
+          </w:p>
+          <w:p>
+            <w:pPr>
+              <w:spacing w:line="360" w:lineRule="auto"/>
               <w:cnfStyle w:val="000000100000" w:firstRow="0" w:lastRow="0" w:firstColumn="0" w:lastColumn="0" w:oddVBand="0" w:evenVBand="0" w:oddHBand="1" w:evenHBand="0" w:firstRowFirstColumn="0" w:firstRowLastColumn="0" w:lastRowFirstColumn="0" w:lastRowLastColumn="0"/>
               <w:rPr>
                 <w:rFonts w:ascii="Arial" w:hAnsi="Arial" w:cs="Arial"/>
@@ -561,7 +709,7 @@
           </w:tcPr>
           <w:p>
             <w:pPr>
-              <w:spacing w:line="276" w:lineRule="auto"/>
+              <w:spacing w:line="360" w:lineRule="auto"/>
               <w:cnfStyle w:val="000000100000" w:firstRow="0" w:lastRow="0" w:firstColumn="0" w:lastColumn="0" w:oddVBand="0" w:evenVBand="0" w:oddHBand="1" w:evenHBand="0" w:firstRowFirstColumn="0" w:firstRowLastColumn="0" w:lastRowFirstColumn="0" w:lastRowLastColumn="0"/>
               <w:rPr>
                 <w:rFonts w:ascii="Arial" w:hAnsi="Arial" w:cs="Arial"/>
@@ -572,10 +720,488 @@
                 <w:szCs w:val="16"/>
               </w:rPr>
             </w:pPr>
+            <w:r>
+              <w:rPr>
+                <w:rFonts w:ascii="Arial" w:hAnsi="Arial" w:cs="Arial"/>
+                <w:b/>
+                <w:bCs/>
+                <w:caps/>
+                <w:sz w:val="16"/>
+                <w:szCs w:val="16"/>
+              </w:rPr>
+              <w:t>NO</w:t>
+            </w:r>
+          </w:p>
+          <w:p>
+            <w:pPr>
+              <w:spacing w:line="360" w:lineRule="auto"/>
+              <w:cnfStyle w:val="000000100000" w:firstRow="0" w:lastRow="0" w:firstColumn="0" w:lastColumn="0" w:oddVBand="0" w:evenVBand="0" w:oddHBand="1" w:evenHBand="0" w:firstRowFirstColumn="0" w:firstRowLastColumn="0" w:lastRowFirstColumn="0" w:lastRowLastColumn="0"/>
+              <w:rPr>
+                <w:rFonts w:ascii="Arial" w:hAnsi="Arial" w:cs="Arial"/>
+                <w:b/>
+                <w:bCs/>
+                <w:caps/>
+                <w:sz w:val="16"/>
+                <w:szCs w:val="16"/>
+              </w:rPr>
+            </w:pPr>
+          </w:p>
+        </w:tc>
+      </w:tr>
+      <w:tr>
+        <w:trPr>
+          <w:trHeight w:val="597"/>
+        </w:trPr>
+        <w:tc>
+          <w:tcPr>
+            <w:cnfStyle w:val="001000000000" w:firstRow="0" w:lastRow="0" w:firstColumn="1" w:lastColumn="0" w:oddVBand="0" w:evenVBand="0" w:oddHBand="0" w:evenHBand="0" w:firstRowFirstColumn="0" w:firstRowLastColumn="0" w:lastRowFirstColumn="0" w:lastRowLastColumn="0"/>
+            <w:tcW w:w="988" w:type="dxa"/>
+          </w:tcPr>
+          <w:p>
+            <w:pPr>
+              <w:spacing w:line="360" w:lineRule="auto"/>
+              <w:rPr>
+                <w:rFonts w:ascii="Arial" w:hAnsi="Arial" w:cs="Arial"/>
+                <w:sz w:val="16"/>
+                <w:szCs w:val="16"/>
+              </w:rPr>
+            </w:pPr>
+            <w:r>
+              <w:rPr>
+                <w:rFonts w:ascii="Arial" w:hAnsi="Arial" w:cs="Arial"/>
+                <w:sz w:val="16"/>
+                <w:szCs w:val="16"/>
+              </w:rPr>
+              <w:t xml:space="preserve"> </w:t>
+            </w:r>
+            <w:r>
+              <w:rPr>
+                <w:rFonts w:ascii="Arial" w:hAnsi="Arial" w:cs="Arial"/>
+                <w:sz w:val="16"/>
+                <w:szCs w:val="16"/>
+              </w:rPr>
+              <w:t>E0002</w:t>
+            </w:r>
+          </w:p>
+        </w:tc>
+        <w:tc>
+          <w:tcPr>
+            <w:tcW w:w="1281" w:type="dxa"/>
+          </w:tcPr>
+          <w:p>
+            <w:pPr>
+              <w:spacing w:line="360" w:lineRule="auto"/>
+              <w:cnfStyle w:val="000000000000" w:firstRow="0" w:lastRow="0" w:firstColumn="0" w:lastColumn="0" w:oddVBand="0" w:evenVBand="0" w:oddHBand="0" w:evenHBand="0" w:firstRowFirstColumn="0" w:firstRowLastColumn="0" w:lastRowFirstColumn="0" w:lastRowLastColumn="0"/>
+              <w:rPr>
+                <w:rFonts w:ascii="Arial" w:hAnsi="Arial" w:cs="Arial"/>
+                <w:sz w:val="16"/>
+                <w:szCs w:val="16"/>
+              </w:rPr>
+            </w:pPr>
+            <w:r>
+              <w:rPr>
+                <w:rFonts w:ascii="Arial" w:hAnsi="Arial" w:cs="Arial"/>
+                <w:sz w:val="16"/>
+                <w:szCs w:val="16"/>
+              </w:rPr>
+              <w:t>MAHATH</w:t>
+            </w:r>
+          </w:p>
+        </w:tc>
+        <w:tc>
+          <w:tcPr>
+            <w:tcW w:w="1003" w:type="dxa"/>
+          </w:tcPr>
+          <w:p>
+            <w:pPr>
+              <w:spacing w:line="360" w:lineRule="auto"/>
+              <w:cnfStyle w:val="000000000000" w:firstRow="0" w:lastRow="0" w:firstColumn="0" w:lastColumn="0" w:oddVBand="0" w:evenVBand="0" w:oddHBand="0" w:evenHBand="0" w:firstRowFirstColumn="0" w:firstRowLastColumn="0" w:lastRowFirstColumn="0" w:lastRowLastColumn="0"/>
+              <w:rPr>
+                <w:rFonts w:ascii="Arial" w:hAnsi="Arial" w:cs="Arial"/>
+                <w:b/>
+                <w:bCs/>
+                <w:caps/>
+                <w:sz w:val="16"/>
+                <w:szCs w:val="16"/>
+              </w:rPr>
+            </w:pPr>
+            <w:r>
+              <w:rPr>
+                <w:rFonts w:ascii="Arial" w:hAnsi="Arial" w:cs="Arial"/>
+                <w:b/>
+                <w:bCs/>
+                <w:caps/>
+                <w:sz w:val="16"/>
+                <w:szCs w:val="16"/>
+              </w:rPr>
+              <w:t>40000</w:t>
+            </w:r>
+          </w:p>
+        </w:tc>
+        <w:tc>
+          <w:tcPr>
+            <w:tcW w:w="2297" w:type="dxa"/>
+          </w:tcPr>
+          <w:p>
+            <w:pPr>
+              <w:spacing w:line="360" w:lineRule="auto"/>
+              <w:cnfStyle w:val="000000000000" w:firstRow="0" w:lastRow="0" w:firstColumn="0" w:lastColumn="0" w:oddVBand="0" w:evenVBand="0" w:oddHBand="0" w:evenHBand="0" w:firstRowFirstColumn="0" w:firstRowLastColumn="0" w:lastRowFirstColumn="0" w:lastRowLastColumn="0"/>
+              <w:rPr>
+                <w:rFonts w:ascii="Arial" w:hAnsi="Arial" w:cs="Arial"/>
+                <w:b/>
+                <w:bCs/>
+                <w:caps/>
+                <w:sz w:val="16"/>
+                <w:szCs w:val="16"/>
+              </w:rPr>
+            </w:pPr>
+            <w:r>
+              <w:rPr>
+                <w:rFonts w:ascii="Arial" w:hAnsi="Arial" w:cs="Arial"/>
+                <w:b/>
+                <w:bCs/>
+                <w:caps/>
+                <w:sz w:val="16"/>
+                <w:szCs w:val="16"/>
+              </w:rPr>
+              <w:t xml:space="preserve">      </w:t>
+            </w:r>
+            <w:r>
+              <w:rPr>
+                <w:rFonts w:ascii="Arial" w:hAnsi="Arial" w:cs="Arial"/>
+                <w:b/>
+                <w:bCs/>
+                <w:caps/>
+                <w:sz w:val="16"/>
+                <w:szCs w:val="16"/>
+              </w:rPr>
+              <w:t>3</w:t>
+            </w:r>
+          </w:p>
+        </w:tc>
+        <w:tc>
+          <w:tcPr>
+            <w:tcW w:w="2081" w:type="dxa"/>
+          </w:tcPr>
+          <w:p>
+            <w:pPr>
+              <w:spacing w:line="360" w:lineRule="auto"/>
+              <w:cnfStyle w:val="000000000000" w:firstRow="0" w:lastRow="0" w:firstColumn="0" w:lastColumn="0" w:oddVBand="0" w:evenVBand="0" w:oddHBand="0" w:evenHBand="0" w:firstRowFirstColumn="0" w:firstRowLastColumn="0" w:lastRowFirstColumn="0" w:lastRowLastColumn="0"/>
+              <w:rPr>
+                <w:rFonts w:ascii="Arial" w:hAnsi="Arial" w:cs="Arial"/>
+                <w:b/>
+                <w:bCs/>
+                <w:caps/>
+                <w:sz w:val="16"/>
+                <w:szCs w:val="16"/>
+              </w:rPr>
+            </w:pPr>
+            <w:r>
+              <w:rPr>
+                <w:rFonts w:ascii="Arial" w:hAnsi="Arial" w:cs="Arial"/>
+                <w:b/>
+                <w:bCs/>
+                <w:caps/>
+                <w:sz w:val="16"/>
+                <w:szCs w:val="16"/>
+              </w:rPr>
+              <w:t>NO</w:t>
+            </w:r>
+          </w:p>
+        </w:tc>
+        <w:tc>
+          <w:tcPr>
+            <w:tcW w:w="1890" w:type="dxa"/>
+          </w:tcPr>
+          <w:p>
+            <w:pPr>
+              <w:spacing w:line="360" w:lineRule="auto"/>
+              <w:cnfStyle w:val="000000000000" w:firstRow="0" w:lastRow="0" w:firstColumn="0" w:lastColumn="0" w:oddVBand="0" w:evenVBand="0" w:oddHBand="0" w:evenHBand="0" w:firstRowFirstColumn="0" w:firstRowLastColumn="0" w:lastRowFirstColumn="0" w:lastRowLastColumn="0"/>
+              <w:rPr>
+                <w:rFonts w:ascii="Arial" w:hAnsi="Arial" w:cs="Arial"/>
+                <w:b/>
+                <w:bCs/>
+                <w:caps/>
+                <w:sz w:val="16"/>
+                <w:szCs w:val="16"/>
+              </w:rPr>
+            </w:pPr>
+            <w:r>
+              <w:rPr>
+                <w:rFonts w:ascii="Arial" w:hAnsi="Arial" w:cs="Arial"/>
+                <w:b/>
+                <w:bCs/>
+                <w:caps/>
+                <w:sz w:val="16"/>
+                <w:szCs w:val="16"/>
+              </w:rPr>
+              <w:t>MEDIUM</w:t>
+            </w:r>
+          </w:p>
+        </w:tc>
+        <w:tc>
+          <w:tcPr>
+            <w:tcW w:w="1370" w:type="dxa"/>
+          </w:tcPr>
+          <w:p>
+            <w:pPr>
+              <w:spacing w:line="360" w:lineRule="auto"/>
+              <w:cnfStyle w:val="000000000000" w:firstRow="0" w:lastRow="0" w:firstColumn="0" w:lastColumn="0" w:oddVBand="0" w:evenVBand="0" w:oddHBand="0" w:evenHBand="0" w:firstRowFirstColumn="0" w:firstRowLastColumn="0" w:lastRowFirstColumn="0" w:lastRowLastColumn="0"/>
+              <w:rPr>
+                <w:rFonts w:ascii="Arial" w:hAnsi="Arial" w:cs="Arial"/>
+                <w:b/>
+                <w:bCs/>
+                <w:caps/>
+                <w:sz w:val="16"/>
+                <w:szCs w:val="16"/>
+              </w:rPr>
+            </w:pPr>
+            <w:r>
+              <w:rPr>
+                <w:rFonts w:ascii="Arial" w:hAnsi="Arial" w:cs="Arial"/>
+                <w:b/>
+                <w:bCs/>
+                <w:caps/>
+                <w:sz w:val="16"/>
+                <w:szCs w:val="16"/>
+              </w:rPr>
+              <w:t>YES</w:t>
+            </w:r>
+          </w:p>
+        </w:tc>
+      </w:tr>
+      <w:tr>
+        <w:trPr>
+          <w:cnfStyle w:val="000000100000" w:firstRow="0" w:lastRow="0" w:firstColumn="0" w:lastColumn="0" w:oddVBand="0" w:evenVBand="0" w:oddHBand="1" w:evenHBand="0" w:firstRowFirstColumn="0" w:firstRowLastColumn="0" w:lastRowFirstColumn="0" w:lastRowLastColumn="0"/>
+          <w:trHeight w:val="597"/>
+        </w:trPr>
+        <w:tc>
+          <w:tcPr>
+            <w:cnfStyle w:val="001000000000" w:firstRow="0" w:lastRow="0" w:firstColumn="1" w:lastColumn="0" w:oddVBand="0" w:evenVBand="0" w:oddHBand="0" w:evenHBand="0" w:firstRowFirstColumn="0" w:firstRowLastColumn="0" w:lastRowFirstColumn="0" w:lastRowLastColumn="0"/>
+            <w:tcW w:w="988" w:type="dxa"/>
+          </w:tcPr>
+          <w:p>
+            <w:pPr>
+              <w:spacing w:line="360" w:lineRule="auto"/>
+              <w:rPr>
+                <w:rFonts w:ascii="Arial" w:hAnsi="Arial" w:cs="Arial"/>
+                <w:sz w:val="16"/>
+                <w:szCs w:val="16"/>
+              </w:rPr>
+            </w:pPr>
+            <w:r>
+              <w:rPr>
+                <w:rFonts w:ascii="Arial" w:hAnsi="Arial" w:cs="Arial"/>
+                <w:sz w:val="16"/>
+                <w:szCs w:val="16"/>
+              </w:rPr>
+              <w:t xml:space="preserve">  E0003</w:t>
+            </w:r>
+          </w:p>
+        </w:tc>
+        <w:tc>
+          <w:tcPr>
+            <w:tcW w:w="1281" w:type="dxa"/>
+          </w:tcPr>
+          <w:p>
+            <w:pPr>
+              <w:spacing w:line="360" w:lineRule="auto"/>
+              <w:cnfStyle w:val="000000100000" w:firstRow="0" w:lastRow="0" w:firstColumn="0" w:lastColumn="0" w:oddVBand="0" w:evenVBand="0" w:oddHBand="1" w:evenHBand="0" w:firstRowFirstColumn="0" w:firstRowLastColumn="0" w:lastRowFirstColumn="0" w:lastRowLastColumn="0"/>
+              <w:rPr>
+                <w:rFonts w:ascii="Arial" w:hAnsi="Arial" w:cs="Arial"/>
+                <w:sz w:val="16"/>
+                <w:szCs w:val="16"/>
+              </w:rPr>
+            </w:pPr>
+            <w:r>
+              <w:rPr>
+                <w:rFonts w:ascii="Arial" w:hAnsi="Arial" w:cs="Arial"/>
+                <w:sz w:val="16"/>
+                <w:szCs w:val="16"/>
+              </w:rPr>
+              <w:t>VINOTHA</w:t>
+            </w:r>
+          </w:p>
+        </w:tc>
+        <w:tc>
+          <w:tcPr>
+            <w:tcW w:w="1003" w:type="dxa"/>
+          </w:tcPr>
+          <w:p>
+            <w:pPr>
+              <w:spacing w:line="360" w:lineRule="auto"/>
+              <w:cnfStyle w:val="000000100000" w:firstRow="0" w:lastRow="0" w:firstColumn="0" w:lastColumn="0" w:oddVBand="0" w:evenVBand="0" w:oddHBand="1" w:evenHBand="0" w:firstRowFirstColumn="0" w:firstRowLastColumn="0" w:lastRowFirstColumn="0" w:lastRowLastColumn="0"/>
+              <w:rPr>
+                <w:rFonts w:ascii="Arial" w:hAnsi="Arial" w:cs="Arial"/>
+                <w:b/>
+                <w:bCs/>
+                <w:caps/>
+                <w:sz w:val="16"/>
+                <w:szCs w:val="16"/>
+              </w:rPr>
+            </w:pPr>
+            <w:r>
+              <w:rPr>
+                <w:rFonts w:ascii="Arial" w:hAnsi="Arial" w:cs="Arial"/>
+                <w:b/>
+                <w:bCs/>
+                <w:caps/>
+                <w:sz w:val="16"/>
+                <w:szCs w:val="16"/>
+              </w:rPr>
+              <w:t>70000</w:t>
+            </w:r>
+          </w:p>
+        </w:tc>
+        <w:tc>
+          <w:tcPr>
+            <w:tcW w:w="2297" w:type="dxa"/>
+          </w:tcPr>
+          <w:p>
+            <w:pPr>
+              <w:spacing w:line="360" w:lineRule="auto"/>
+              <w:cnfStyle w:val="000000100000" w:firstRow="0" w:lastRow="0" w:firstColumn="0" w:lastColumn="0" w:oddVBand="0" w:evenVBand="0" w:oddHBand="1" w:evenHBand="0" w:firstRowFirstColumn="0" w:firstRowLastColumn="0" w:lastRowFirstColumn="0" w:lastRowLastColumn="0"/>
+              <w:rPr>
+                <w:rFonts w:ascii="Arial" w:hAnsi="Arial" w:cs="Arial"/>
+                <w:b/>
+                <w:bCs/>
+                <w:caps/>
+                <w:sz w:val="16"/>
+                <w:szCs w:val="16"/>
+              </w:rPr>
+            </w:pPr>
+            <w:r>
+              <w:rPr>
+                <w:rFonts w:ascii="Arial" w:hAnsi="Arial" w:cs="Arial"/>
+                <w:b/>
+                <w:bCs/>
+                <w:caps/>
+                <w:sz w:val="16"/>
+                <w:szCs w:val="16"/>
+              </w:rPr>
+              <w:t xml:space="preserve">      </w:t>
+            </w:r>
+            <w:r>
+              <w:rPr>
+                <w:rFonts w:ascii="Arial" w:hAnsi="Arial" w:cs="Arial"/>
+                <w:b/>
+                <w:bCs/>
+                <w:caps/>
+                <w:sz w:val="16"/>
+                <w:szCs w:val="16"/>
+              </w:rPr>
+              <w:t>5</w:t>
+            </w:r>
+          </w:p>
+        </w:tc>
+        <w:tc>
+          <w:tcPr>
+            <w:tcW w:w="2081" w:type="dxa"/>
+          </w:tcPr>
+          <w:p>
+            <w:pPr>
+              <w:spacing w:line="360" w:lineRule="auto"/>
+              <w:cnfStyle w:val="000000100000" w:firstRow="0" w:lastRow="0" w:firstColumn="0" w:lastColumn="0" w:oddVBand="0" w:evenVBand="0" w:oddHBand="1" w:evenHBand="0" w:firstRowFirstColumn="0" w:firstRowLastColumn="0" w:lastRowFirstColumn="0" w:lastRowLastColumn="0"/>
+              <w:rPr>
+                <w:rFonts w:ascii="Arial" w:hAnsi="Arial" w:cs="Arial"/>
+                <w:b/>
+                <w:bCs/>
+                <w:caps/>
+                <w:sz w:val="16"/>
+                <w:szCs w:val="16"/>
+              </w:rPr>
+            </w:pPr>
+            <w:r>
+              <w:rPr>
+                <w:rFonts w:ascii="Arial" w:hAnsi="Arial" w:cs="Arial"/>
+                <w:b/>
+                <w:bCs/>
+                <w:caps/>
+                <w:sz w:val="16"/>
+                <w:szCs w:val="16"/>
+              </w:rPr>
+              <w:t>YES</w:t>
+            </w:r>
+          </w:p>
+        </w:tc>
+        <w:tc>
+          <w:tcPr>
+            <w:tcW w:w="1890" w:type="dxa"/>
+          </w:tcPr>
+          <w:p>
+            <w:pPr>
+              <w:spacing w:line="360" w:lineRule="auto"/>
+              <w:cnfStyle w:val="000000100000" w:firstRow="0" w:lastRow="0" w:firstColumn="0" w:lastColumn="0" w:oddVBand="0" w:evenVBand="0" w:oddHBand="1" w:evenHBand="0" w:firstRowFirstColumn="0" w:firstRowLastColumn="0" w:lastRowFirstColumn="0" w:lastRowLastColumn="0"/>
+              <w:rPr>
+                <w:rFonts w:ascii="Arial" w:hAnsi="Arial" w:cs="Arial"/>
+                <w:b/>
+                <w:bCs/>
+                <w:caps/>
+                <w:sz w:val="16"/>
+                <w:szCs w:val="16"/>
+              </w:rPr>
+            </w:pPr>
+            <w:r>
+              <w:rPr>
+                <w:rFonts w:ascii="Arial" w:hAnsi="Arial" w:cs="Arial"/>
+                <w:b/>
+                <w:bCs/>
+                <w:caps/>
+                <w:sz w:val="16"/>
+                <w:szCs w:val="16"/>
+              </w:rPr>
+              <w:t>HIGH</w:t>
+            </w:r>
+          </w:p>
+        </w:tc>
+        <w:tc>
+          <w:tcPr>
+            <w:tcW w:w="1370" w:type="dxa"/>
+          </w:tcPr>
+          <w:p>
+            <w:pPr>
+              <w:spacing w:line="360" w:lineRule="auto"/>
+              <w:cnfStyle w:val="000000100000" w:firstRow="0" w:lastRow="0" w:firstColumn="0" w:lastColumn="0" w:oddVBand="0" w:evenVBand="0" w:oddHBand="1" w:evenHBand="0" w:firstRowFirstColumn="0" w:firstRowLastColumn="0" w:lastRowFirstColumn="0" w:lastRowLastColumn="0"/>
+              <w:rPr>
+                <w:rFonts w:ascii="Arial" w:hAnsi="Arial" w:cs="Arial"/>
+                <w:b/>
+                <w:bCs/>
+                <w:caps/>
+                <w:sz w:val="16"/>
+                <w:szCs w:val="16"/>
+              </w:rPr>
+            </w:pPr>
+            <w:r>
+              <w:rPr>
+                <w:rFonts w:ascii="Arial" w:hAnsi="Arial" w:cs="Arial"/>
+                <w:b/>
+                <w:bCs/>
+                <w:caps/>
+                <w:sz w:val="16"/>
+                <w:szCs w:val="16"/>
+              </w:rPr>
+              <w:t>NO</w:t>
+            </w:r>
           </w:p>
         </w:tc>
       </w:tr>
     </w:tbl>
+    <w:p/>
+    <w:p>
+      <w:r>
+        <w:t>YES- WILL RESIGN</w:t>
+      </w:r>
+    </w:p>
+    <w:p>
+      <w:r>
+        <w:t xml:space="preserve">NO-WILL NOT RESIGN </w:t>
+      </w:r>
+    </w:p>
+    <w:p>
+      <w:r>
+        <w:t>The model predicts employee MAHATH (EMP_ID:E0002) Is likely to resign from the company.</w:t>
+      </w:r>
+    </w:p>
     <w:p/>
     <w:sectPr>
       <w:pgSz w:w="11906" w:h="16838"/>
